--- a/outputs/reports/ZilaLens_Research_Report.docx
+++ b/outputs/reports/ZilaLens_Research_Report.docx
@@ -56,7 +56,7 @@
           <w:b/>
           <w:color w:val="C47F17"/>
         </w:rPr>
-        <w:t>INTERIM RESEARCH REPORT | DATA-DEPENDENT FINDINGS PENDING</w:t>
+        <w:t>DESCRIPTIVE FINDINGS | 18 OCTOBER 2026</w:t>
       </w:r>
     </w:p>
     <w:p>
@@ -64,7 +64,7 @@
         <w:pStyle w:val="Subtitle"/>
       </w:pPr>
       <w:r>
-        <w:t>Interim edition • 18 October 2026</w:t>
+        <w:t>Descriptive analysis • 18 October 2026</w:t>
       </w:r>
     </w:p>
     <w:p>
@@ -72,7 +72,7 @@
         <w:pStyle w:val="IntenseQuote"/>
       </w:pPr>
       <w:r>
-        <w:t>This report records the available evidence and analysis status. NFHS-5 district data are required before the two-round findings can be completed.</w:t>
+        <w:t>This report presents descriptive district comparisons from NFHS-4 and NFHS-5, with explicit screens for changed geography and incompatible indicators.</w:t>
       </w:r>
     </w:p>
     <w:p>
@@ -212,22 +212,22 @@
     </w:p>
     <w:p>
       <w:r>
-        <w:t>The NFHS-4 source file was downloaded and parsed. Its repository documentation describes 93 district-level indicators; the CSV contains 59,241 rows. (Source: HindustanTimesLabs/nfhs-data, README.md and nfhs_district-wise.csv.)</w:t>
+        <w:t>The NFHS-4 source contains 59,241 district-indicator rows, and the NFHS-5 workbook contains 75,649 rows. (Sources: data/raw/nfhs_district-wise.csv; data/raw/NFHS_5_India_Districts_Factsheet_Data.xls.)</w:t>
       </w:r>
     </w:p>
     <w:p>
       <w:r>
-        <w:t>The official data.gov.in NFHS-5 workbook resource returned HTTP 403 in this environment. No round-to-round change, index, ranking, cluster, subgroup comparison, or UP change finding is reported. The exact workbook and destination are recorded in README.md and docs/DATA_SOURCES.md.</w:t>
+        <w:t>The user supplied the official NFHS-5 workbook. Four comparable indicators were analyzed. Across 555 name-matched districts, literacy rose 6.5 percentage points on average, schooling 6.3 points, clean cooking fuel 15.9 points, and marriage before age 18 fell 3.8 points. (Source: outputs/tables/district_changes.csv; n=555 per indicator.)</w:t>
       </w:r>
     </w:p>
     <w:p>
       <w:r>
-        <w:t>A NITI Aayog list of 112 Aspirational Districts and two public policy documents were acquired. Exact-name matching identifies 96 listed districts in the NFHS-4 data; 16 names remain unmatched and require geography review. (Source files: aspirational_112.pdf and nfhs_district-wise.csv.)</w:t>
+        <w:t>The descriptive Aspirational District contrast is mixed: the cohort showed a 1.99 pp larger literacy increase (95% bootstrap interval 0.76 to 3.14), while differences for the other three indicators include zero. These are associations, not causal effects. (Source: outputs/tables/aspirational_comparison.csv; matched n=388 overall.)</w:t>
       </w:r>
     </w:p>
     <w:p>
       <w:r>
-        <w:t>Interim outputs include a reproducible data pipeline, NFHS-4 maps, a bilingual field-validation form, a theory of change, a draft logframe, and a preliminary policy review. These are not substitutes for the pending comparative findings.</w:t>
+        <w:t>The requested bank-account-use and mobile-phone indicators are absent from both factsheet sources, so the finance-linked index is unavailable. The four-indicator cluster typology and NFHS-5 UP descriptive rankings are provided separately. (Source: data_quality_report.md; outputs/tables/analysis_status.md.)</w:t>
       </w:r>
     </w:p>
     <w:p>
@@ -278,17 +278,17 @@
     </w:p>
     <w:p>
       <w:r>
-        <w:t>The NFHS-5 catalog resource is an Excel workbook titled “India Districts Factsheets of National Family Health Survey (NFHS) - 5, 2019-2021.” Its direct URL returned HTTP 403 on 18 October 2026. The planned local path is data/raw/NFHS_5_India_Districts_Factsheet_Data.xls.</w:t>
+        <w:t>The user supplied the official NFHS-5 workbook on 18 October 2026; it is stored at data/raw/NFHS_5_India_Districts_Factsheet_Data.xls. The catalog direct URL returned HTTP 403; provenance is recorded in docs/DATA_SOURCES.md.</w:t>
       </w:r>
     </w:p>
     <w:p>
       <w:r>
-        <w:t>The pipeline reshapes round data to district, state, round, indicator, and value. It creates normalized name identifiers and records fuzzy name suggestions without applying them. Manual overrides must be documented before any parent/child crosswalk is treated as final.</w:t>
+        <w:t>The pipeline harmonizes state/district labels and screens the 130 changed/new geographies listed in Harvard Appendix A. The appendix does not specify every parent, so those observations are excluded rather than imputed. The remaining 555 matches are normalized-name candidates, not proof of identical boundaries. (Source: data/processed/harvard_changed_geographies.csv; data/processed/district_crosswalk.csv.)</w:t>
       </w:r>
     </w:p>
     <w:p>
       <w:r>
-        <w:t>When both rounds are available, changes will be reported in percentage points and as relative change. Index construction will use common indicators, min-max scaling, equal weights, and sensitivity checks. Any Aspirational District comparison will be described as non-causal.</w:t>
+        <w:t>Changes are reported in percentage points and relative percent change. The financial index and its sensitivity analysis are withheld because no bank/mobile indicator is present. The descriptive typology uses baseline levels and changes in four common indicators; Aspirational comparisons use bootstrap intervals and are non-causal. (Source: outputs/tables/district_changes.csv; analysis_status.md.)</w:t>
       </w:r>
     </w:p>
     <w:p>
@@ -311,7 +311,7 @@
     </w:p>
     <w:p>
       <w:r>
-        <w:t>The crosswalk currently records normalized-name identifiers and presence by round. It does not yet resolve district splits or mergers. The 2022 NITI 112-district list is an independent source list; exact-name matching finds 96 of its district names in the NFHS-4 source. (Sources: data/processed/district_crosswalk.csv; data/processed/aspirational_districts_112.csv.)</w:t>
+        <w:t>The crosswalk screens 130 changed/new geography entries from Harvard Appendix A. The remaining 555 directly matched district-name candidates are present in both rounds. The NITI 112-district roster retains unresolved matches as unknown. (Sources: data/processed/district_crosswalk.csv; data/processed/harvard_changed_geographies.csv; data/processed/aspirational_districts_112.csv.)</w:t>
       </w:r>
     </w:p>
     <w:p>
@@ -334,17 +334,17 @@
     </w:p>
     <w:p>
       <w:r>
-        <w:t>No two-round changes are available yet. The NFHS-5 workbook is required to identify indicators shared by both rounds and calculate changes using source estimates.</w:t>
+        <w:t>Across 555 screened matches, the four paired indicators changed by the following average percentage points: women’s literacy +6.5; schooling +6.3; marriage before age 18 −3.8; clean cooking fuel +15.9. Each indicator has a distinct valid n=555. (Source: outputs/tables/district_changes.csv.)</w:t>
       </w:r>
     </w:p>
     <w:p>
       <w:r>
-        <w:t>The NFHS-4 compilation includes women’s literacy, 10 or more years of schooling, marriage before age 18, clean cooking fuel, and improved sanitation. The requested bank account and mobile phone measures do not appear under the expected wording in the current compilation. Exact indicator comparability will be recorded after NFHS-5 parsing.</w:t>
+        <w:t>The four comparable indicators are women’s literacy, schooling (10+ years), marriage before age 18, and clean cooking fuel. Sanitation is excluded because the rounds use different denominators. Bank-account-use and mobile-phone measures are absent in both source files. (Sources: data/raw/nfhs_district-wise.csv; NFHS_5_India_Districts_Factsheet_Data.xls.)</w:t>
       </w:r>
     </w:p>
     <w:p>
       <w:r>
-        <w:t>No national, state, or district change statistic is presented here. This prevents a one-round level from being misread as a trend.</w:t>
+        <w:t>District changes and state summaries are in outputs/tables/district_changes.csv and change_state_summary.csv. They are descriptive survey estimate differences and should not be interpreted as causal programme effects.</w:t>
       </w:r>
     </w:p>
     <w:p>
@@ -362,17 +362,17 @@
     </w:p>
     <w:p>
       <w:r>
-        <w:t>Fastest improvers, lagging districts, and clusters are pending. They require a reviewed district crosswalk and paired values for common indicators.</w:t>
+        <w:t>The screened paired file contains 2,220 district-indicator changes (555 districts × four indicators). Top and bottom 20 tables are in outputs/tables/district_rankings.csv. The four-indicator baseline-plus-change typology uses silhouette-selected k; see outputs/tables/district_clusters.csv and analysis_status.md.</w:t>
       </w:r>
     </w:p>
     <w:p>
       <w:r>
-        <w:t>The analysis code is prepared to calculate district-level absolute and percentage changes, rank districts, and compare baseline level with change. Cluster count selection will use silhouette score when there are sufficient complete district cases.</w:t>
+        <w:t>Each district change is calculated as NFHS-5 minus NFHS-4 in percentage points and relative percent. The typology clusters four baseline levels and their changes; it does not use account-use or phone indicators.</w:t>
       </w:r>
     </w:p>
     <w:p>
       <w:r>
-        <w:t>No cluster names or rank labels are assigned without computed inputs.</w:t>
+        <w:t>The clusters are descriptive and should not be called financial inclusion typologies because account-use and mobile-use indicators are unavailable.</w:t>
       </w:r>
     </w:p>
     <w:p>
@@ -390,7 +390,7 @@
     </w:p>
     <w:p>
       <w:r>
-        <w:t>The requested design is a descriptive difference-in-differences comparison, not a causal evaluation. It will report average changes for Aspirational Districts and other districts, a baseline-matched comparison, and bootstrap intervals.</w:t>
+        <w:t>The requested design is a descriptive difference-in-differences comparison, not a causal evaluation. The analysis reports average changes for Aspirational Districts and other districts, a baseline-bottom-quartile comparison, and bootstrap intervals.</w:t>
       </w:r>
     </w:p>
     <w:p>
@@ -400,7 +400,7 @@
     </w:p>
     <w:p>
       <w:r>
-        <w:t>No comparison estimate or confidence interval is reported without NFHS-5 values and an approved cohort crosswalk. Selection into the programme limits comparability even after baseline matching.</w:t>
+        <w:t>The 8 reported contrasts cover four indicators and two comparison groups. For the all-district literacy comparison, the Aspirational cohort change exceeded the comparison group by 1.99 pp (95% bootstrap interval 0.76 to 3.14; n=94 versus 294). The baseline-bottom-quartile contrast was −0.04 pp (interval −1.67 to 1.54; n=53 versus 45). Estimates are descriptive; roster mapping gaps and selection bias limit comparability. (Source: outputs/tables/aspirational_comparison.csv.)</w:t>
       </w:r>
     </w:p>
     <w:p>
@@ -418,17 +418,17 @@
     </w:p>
     <w:p>
       <w:r>
-        <w:t>The UP change ranking is pending NFHS-5. Ghaziabad and Gautam Buddha Nagar will be highlighted against state and national averages only after comparable round estimates are computed.</w:t>
+        <w:t>All 75 Uttar Pradesh districts are ranked on a mean rank across NFHS-5 literacy, schooling, early marriage (reversed), and clean-fuel levels. Ghaziabad ranks 1 and Gautam Buddha Nagar ranks 6 on this descriptive composite. The five lowest ranked are Shrawasti, Lalitpur, Bahraich, Balrampur, and Sitapur. This is not a financial inclusion index. (Source: outputs/tables/up_district_rankings.csv.)</w:t>
       </w:r>
     </w:p>
     <w:p>
       <w:r>
-        <w:t>The project includes interim NFHS-4 district maps for women’s literacy and improved sanitation. These maps are baseline context and do not answer the change question. Figure 1. NFHS-4 women literacy estimates by district. Source: NFHS-4 factsheet compilation; 563 geometry matches; see outputs/maps/women_literate_nfhs4.png.</w:t>
+        <w:t>NFHS-4 maps provide baseline context. The separate UP ranking table shows all districts and the two requested callouts. The public boundary file is from a different vintage; maps are illustrative and are not used to calculate the rankings.</w:t>
       </w:r>
     </w:p>
     <w:p>
       <w:r>
-        <w:t>The final deep dive will show all UP districts, clearly distinguish boundary-matched from unmatched geographies, and cite each statistic to the relevant source table.</w:t>
+        <w:t>The UP cross-section includes all 75 NFHS-5 district records. Changed geography may still affect comparison with NFHS-4, so the level ranking is kept separate from matched change estimates.</w:t>
       </w:r>
     </w:p>
     <w:p>
@@ -546,7 +546,7 @@
     </w:p>
     <w:p>
       <w:r>
-        <w:t>NFHS-5 access: the official catalog workbook returned HTTP 403. Until it is placed in data/raw, the trend questions remain unanswered.</w:t>
+        <w:t>Indicator coverage: requested bank-account-use and mobile-phone measures are absent from both factsheet sources. Index construction and finance-specific RQs remain unanswered by these data.</w:t>
       </w:r>
     </w:p>
     <w:p>
@@ -556,7 +556,7 @@
     </w:p>
     <w:p>
       <w:r>
-        <w:t>Boundary changes: NFHS-4 and NFHS-5 districts may have different boundaries. Parent/child mappings can affect estimates and require a documented crosswalk.</w:t>
+        <w:t>Boundary changes: Harvard Appendix A lists 130 changed/new NFHS-5 geography entries. Because the available appendix does not list all parent districts, affected areas are excluded; normalized-name matches elsewhere still need boundary validation.</w:t>
       </w:r>
     </w:p>
     <w:p>
@@ -600,6 +600,11 @@
     <w:p>
       <w:r>
         <w:t>NITI Aayog and United Nations Development Programme. Aspirational Districts Programme: An Appraisal. data/raw/docs/adp_appraisal.pdf; https://www.niti.gov.in/sites/default/files/2023-03/Aspirational-Districts-Programme-An-Appraisal.pdf.</w:t>
+      </w:r>
+    </w:p>
+    <w:p>
+      <w:r>
+        <w:t>Harvard Geographic Insights Lab. NFHS Policy Tracker for Districts: User Guide and Technical Notes, 7 February 2022. Appendix A (changed/new district list). Archived PDF: data/raw/docs/harvard_nfhs_policy_tracker_technical_notes.pdf; source page: https://geographicinsights.iq.harvard.edu/.</w:t>
       </w:r>
     </w:p>
     <w:p>
@@ -759,7 +764,7 @@
               <w:rPr>
                 <w:sz w:val="17"/>
               </w:rPr>
-              <w:t>NFHS-5 common definition pending</w:t>
+              <w:t>Comparable definition used</w:t>
             </w:r>
           </w:p>
         </w:tc>
@@ -812,7 +817,7 @@
               <w:rPr>
                 <w:sz w:val="17"/>
               </w:rPr>
-              <w:t>NFHS-5 common definition pending</w:t>
+              <w:t>Comparable definition used</w:t>
             </w:r>
           </w:p>
         </w:tc>
@@ -865,7 +870,7 @@
               <w:rPr>
                 <w:sz w:val="17"/>
               </w:rPr>
-              <w:t>NFHS-5 common definition pending</w:t>
+              <w:t>Comparable definition used</w:t>
             </w:r>
           </w:p>
         </w:tc>
@@ -918,7 +923,7 @@
               <w:rPr>
                 <w:sz w:val="17"/>
               </w:rPr>
-              <w:t>NFHS-5 common definition pending</w:t>
+              <w:t>Comparable definition used</w:t>
             </w:r>
           </w:p>
         </w:tc>
@@ -971,7 +976,7 @@
               <w:rPr>
                 <w:sz w:val="17"/>
               </w:rPr>
-              <w:t>NFHS-5 common definition pending</w:t>
+              <w:t>Comparable definition used</w:t>
             </w:r>
           </w:p>
         </w:tc>
